--- a/entretiens/FPPN_Note_interne_entretien_cotisations_20261019_CONFIDENTIEL.docx
+++ b/entretiens/FPPN_Note_interne_entretien_cotisations_20261019_CONFIDENTIEL.docx
@@ -28,7 +28,7 @@
           <w:b w:val="0"/>
           <w:i w:val="0"/>
         </w:rPr>
-        <w:t>Entretien du 19 octobre 2026 avec le responsable des cotisations (nom à compléter), qui est aussi le responsable informatique. Eliam Affolaby (FPPN, fonction à préciser) a été contactée par téléphone pendant l'entretien sur la hausse de l'EFC. Conduite : Jean-Noël Sialou (Adenka).</w:t>
+        <w:t>Entretien du 19 octobre 2026 avec M. Kouamé Attuoman, responsable des cotisations, qui est aussi le responsable informatique. Participants Adenka : Jean-Noël Sialou (conduite de l'entretien), Ruth Miensa et Eliam Affolaby.</w:t>
       </w:r>
     </w:p>
     <w:p>
